--- a/static/uploads/CV_Bowei_Tian.docx
+++ b/static/uploads/CV_Bowei_Tian.docx
@@ -147,31 +147,31 @@
       </w:r>
       <w:r>
         <w:rPr>
-          <w:rStyle w:val="15"/>
+          <w:rStyle w:val="16"/>
         </w:rPr>
         <w:fldChar w:fldCharType="begin"/>
       </w:r>
       <w:r>
         <w:rPr>
-          <w:rStyle w:val="15"/>
+          <w:rStyle w:val="16"/>
         </w:rPr>
         <w:instrText xml:space="preserve"> HYPERLINK "https://bowei.netlify.app/" </w:instrText>
       </w:r>
       <w:r>
         <w:rPr>
-          <w:rStyle w:val="15"/>
+          <w:rStyle w:val="16"/>
         </w:rPr>
         <w:fldChar w:fldCharType="separate"/>
       </w:r>
       <w:r>
         <w:rPr>
-          <w:rStyle w:val="15"/>
+          <w:rStyle w:val="16"/>
         </w:rPr>
         <w:t>Website</w:t>
       </w:r>
       <w:r>
         <w:rPr>
-          <w:rStyle w:val="15"/>
+          <w:rStyle w:val="16"/>
         </w:rPr>
         <w:fldChar w:fldCharType="end"/>
       </w:r>
@@ -205,7 +205,7 @@
       </w:r>
       <w:r>
         <w:rPr>
-          <w:rStyle w:val="15"/>
+          <w:rStyle w:val="16"/>
           <w:sz w:val="21"/>
           <w:szCs w:val="21"/>
         </w:rPr>
@@ -278,8 +278,6 @@
         </w:rPr>
         <w:t>PROFILE</w:t>
       </w:r>
-      <w:bookmarkStart w:id="0" w:name="_GoBack"/>
-      <w:bookmarkEnd w:id="0"/>
     </w:p>
     <w:p>
       <w:pPr>
@@ -309,15 +307,7 @@
           <w:sz w:val="21"/>
           <w:szCs w:val="21"/>
         </w:rPr>
-        <w:t>I am attempting to build a theoretical framework</w:t>
-      </w:r>
-      <w:r>
-        <w:rPr>
-          <w:rFonts w:hint="default"/>
-          <w:sz w:val="21"/>
-          <w:szCs w:val="21"/>
-        </w:rPr>
-        <w:t xml:space="preserve"> of how machine intelligence represents and manipulates concepts — one that explains how raw inputs are organized into human-interpretable structure, and that uses this account to build agents whose problem-solving follows interpretable conceptual paths rather than opaque pattern-matching. The </w:t>
+        <w:t xml:space="preserve">I am attempting to build a theoretical framework of how machine intelligence represents and manipulates concepts — one that explains how raw inputs are organized into human-interpretable structure, and that uses this account to build agents whose problem-solving follows interpretable conceptual paths rather than opaque pattern-matching. The </w:t>
       </w:r>
       <w:r>
         <w:rPr>
@@ -503,7 +493,7 @@
     </w:p>
     <w:p>
       <w:pPr>
-        <w:pStyle w:val="17"/>
+        <w:pStyle w:val="18"/>
         <w:keepNext w:val="0"/>
         <w:keepLines w:val="0"/>
         <w:pageBreakBefore w:val="0"/>
@@ -542,7 +532,7 @@
     </w:p>
     <w:p>
       <w:pPr>
-        <w:pStyle w:val="17"/>
+        <w:pStyle w:val="18"/>
         <w:keepNext w:val="0"/>
         <w:keepLines w:val="0"/>
         <w:pageBreakBefore w:val="0"/>
@@ -613,7 +603,7 @@
     </w:p>
     <w:p>
       <w:pPr>
-        <w:pStyle w:val="17"/>
+        <w:pStyle w:val="18"/>
         <w:keepNext w:val="0"/>
         <w:keepLines w:val="0"/>
         <w:pageBreakBefore w:val="0"/>
@@ -827,7 +817,7 @@
     </w:p>
     <w:p>
       <w:pPr>
-        <w:pStyle w:val="17"/>
+        <w:pStyle w:val="18"/>
         <w:keepNext w:val="0"/>
         <w:keepLines w:val="0"/>
         <w:pageBreakBefore w:val="0"/>
@@ -873,7 +863,7 @@
     </w:p>
     <w:p>
       <w:pPr>
-        <w:pStyle w:val="17"/>
+        <w:pStyle w:val="18"/>
         <w:keepNext w:val="0"/>
         <w:keepLines w:val="0"/>
         <w:pageBreakBefore w:val="0"/>
@@ -998,7 +988,7 @@
     </w:p>
     <w:p>
       <w:pPr>
-        <w:pStyle w:val="17"/>
+        <w:pStyle w:val="18"/>
         <w:keepNext w:val="0"/>
         <w:keepLines w:val="0"/>
         <w:pageBreakBefore w:val="0"/>
@@ -1060,7 +1050,7 @@
     </w:p>
     <w:p>
       <w:pPr>
-        <w:pStyle w:val="17"/>
+        <w:pStyle w:val="18"/>
         <w:keepNext w:val="0"/>
         <w:keepLines w:val="0"/>
         <w:pageBreakBefore w:val="0"/>
@@ -1168,12 +1158,21 @@
           <w:szCs w:val="20"/>
         </w:rPr>
         <w:tab/>
+      </w:r>
+      <w:r>
+        <w:rPr>
+          <w:i/>
+          <w:iCs/>
+          <w:color w:val="555555"/>
+          <w:sz w:val="20"/>
+          <w:szCs w:val="20"/>
+        </w:rPr>
         <w:t>Summer 2025</w:t>
       </w:r>
     </w:p>
     <w:p>
       <w:pPr>
-        <w:pStyle w:val="17"/>
+        <w:pStyle w:val="18"/>
         <w:keepNext w:val="0"/>
         <w:keepLines w:val="0"/>
         <w:pageBreakBefore w:val="0"/>
@@ -1219,7 +1218,7 @@
     </w:p>
     <w:p>
       <w:pPr>
-        <w:pStyle w:val="17"/>
+        <w:pStyle w:val="18"/>
         <w:keepNext w:val="0"/>
         <w:keepLines w:val="0"/>
         <w:pageBreakBefore w:val="0"/>
@@ -1446,38 +1445,47 @@
           <w:szCs w:val="20"/>
         </w:rPr>
         <w:tab/>
-        <w:t>2023</w:t>
-      </w:r>
-      <w:r>
-        <w:rPr>
-          <w:rFonts w:hint="eastAsia" w:eastAsia="SimSun"/>
+      </w:r>
+      <w:r>
+        <w:rPr>
           <w:i/>
           <w:iCs/>
           <w:color w:val="555555"/>
           <w:sz w:val="20"/>
           <w:szCs w:val="20"/>
-          <w:lang w:val="en-US" w:eastAsia="zh-CN"/>
-        </w:rPr>
-        <w:t xml:space="preserve"> </w:t>
-      </w:r>
-      <w:r>
-        <w:rPr>
+        </w:rPr>
+        <w:t>2023</w:t>
+      </w:r>
+      <w:r>
+        <w:rPr>
+          <w:rFonts w:hint="eastAsia" w:eastAsia="SimSun"/>
           <w:i/>
           <w:iCs/>
           <w:color w:val="555555"/>
           <w:sz w:val="20"/>
           <w:szCs w:val="20"/>
-        </w:rPr>
-        <w:t>–</w:t>
-      </w:r>
-      <w:r>
-        <w:rPr>
-          <w:rFonts w:hint="eastAsia" w:eastAsia="SimSun"/>
+          <w:lang w:val="en-US" w:eastAsia="zh-CN"/>
+        </w:rPr>
+        <w:t xml:space="preserve"> </w:t>
+      </w:r>
+      <w:r>
+        <w:rPr>
           <w:i/>
           <w:iCs/>
           <w:color w:val="555555"/>
           <w:sz w:val="20"/>
           <w:szCs w:val="20"/>
+        </w:rPr>
+        <w:t>–</w:t>
+      </w:r>
+      <w:r>
+        <w:rPr>
+          <w:rFonts w:hint="eastAsia" w:eastAsia="SimSun"/>
+          <w:i/>
+          <w:iCs/>
+          <w:color w:val="555555"/>
+          <w:sz w:val="20"/>
+          <w:szCs w:val="20"/>
           <w:lang w:val="en-US" w:eastAsia="zh-CN"/>
         </w:rPr>
         <w:t xml:space="preserve"> 2025</w:t>
@@ -1485,7 +1493,7 @@
     </w:p>
     <w:p>
       <w:pPr>
-        <w:pStyle w:val="17"/>
+        <w:pStyle w:val="18"/>
         <w:keepNext w:val="0"/>
         <w:keepLines w:val="0"/>
         <w:pageBreakBefore w:val="0"/>
@@ -1548,7 +1556,7 @@
     </w:p>
     <w:p>
       <w:pPr>
-        <w:pStyle w:val="17"/>
+        <w:pStyle w:val="18"/>
         <w:keepNext w:val="0"/>
         <w:keepLines w:val="0"/>
         <w:pageBreakBefore w:val="0"/>
@@ -1659,16 +1667,25 @@
           <w:szCs w:val="20"/>
         </w:rPr>
         <w:tab/>
-        <w:t>2022 – 202</w:t>
-      </w:r>
-      <w:r>
-        <w:rPr>
-          <w:rFonts w:hint="eastAsia" w:eastAsia="SimSun"/>
+      </w:r>
+      <w:r>
+        <w:rPr>
           <w:i/>
           <w:iCs/>
           <w:color w:val="555555"/>
           <w:sz w:val="20"/>
           <w:szCs w:val="20"/>
+        </w:rPr>
+        <w:t>2022 – 202</w:t>
+      </w:r>
+      <w:r>
+        <w:rPr>
+          <w:rFonts w:hint="eastAsia" w:eastAsia="SimSun"/>
+          <w:i/>
+          <w:iCs/>
+          <w:color w:val="555555"/>
+          <w:sz w:val="20"/>
+          <w:szCs w:val="20"/>
           <w:lang w:val="en-US" w:eastAsia="zh-CN"/>
         </w:rPr>
         <w:t>5</w:t>
@@ -1676,7 +1693,7 @@
     </w:p>
     <w:p>
       <w:pPr>
-        <w:pStyle w:val="17"/>
+        <w:pStyle w:val="18"/>
         <w:keepNext w:val="0"/>
         <w:keepLines w:val="0"/>
         <w:pageBreakBefore w:val="0"/>
@@ -1746,19 +1763,12 @@
           <w:sz w:val="21"/>
           <w:szCs w:val="21"/>
         </w:rPr>
-        <w:t>IEEE TDSC 2025</w:t>
-      </w:r>
-      <w:r>
-        <w:rPr>
-          <w:sz w:val="21"/>
-          <w:szCs w:val="21"/>
-        </w:rPr>
-        <w:t>.</w:t>
-      </w:r>
-    </w:p>
-    <w:p>
-      <w:pPr>
-        <w:pStyle w:val="17"/>
+        <w:t>IEEE TDSC 2025.</w:t>
+      </w:r>
+    </w:p>
+    <w:p>
+      <w:pPr>
+        <w:pStyle w:val="18"/>
         <w:keepNext w:val="0"/>
         <w:keepLines w:val="0"/>
         <w:pageBreakBefore w:val="0"/>
@@ -1880,14 +1890,7 @@
           <w:sz w:val="21"/>
           <w:szCs w:val="21"/>
         </w:rPr>
-        <w:t>IEEE TDSC 2025</w:t>
-      </w:r>
-      <w:r>
-        <w:rPr>
-          <w:sz w:val="21"/>
-          <w:szCs w:val="21"/>
-        </w:rPr>
-        <w:t>.</w:t>
+        <w:t>IEEE TDSC 2025.</w:t>
       </w:r>
     </w:p>
     <w:p>
@@ -1960,6 +1963,15 @@
           <w:szCs w:val="20"/>
         </w:rPr>
         <w:tab/>
+      </w:r>
+      <w:r>
+        <w:rPr>
+          <w:i/>
+          <w:iCs/>
+          <w:color w:val="555555"/>
+          <w:sz w:val="20"/>
+          <w:szCs w:val="20"/>
+        </w:rPr>
         <w:t>Expected May 2028</w:t>
       </w:r>
     </w:p>
@@ -2029,6 +2041,15 @@
           <w:szCs w:val="20"/>
         </w:rPr>
         <w:tab/>
+      </w:r>
+      <w:r>
+        <w:rPr>
+          <w:i/>
+          <w:iCs/>
+          <w:color w:val="555555"/>
+          <w:sz w:val="20"/>
+          <w:szCs w:val="20"/>
+        </w:rPr>
         <w:t>June 2024</w:t>
       </w:r>
     </w:p>
@@ -2094,7 +2115,7 @@
     </w:p>
     <w:p>
       <w:pPr>
-        <w:pStyle w:val="17"/>
+        <w:pStyle w:val="18"/>
         <w:keepNext w:val="0"/>
         <w:keepLines w:val="0"/>
         <w:pageBreakBefore w:val="0"/>
@@ -2165,7 +2186,7 @@
     </w:p>
     <w:p>
       <w:pPr>
-        <w:pStyle w:val="17"/>
+        <w:pStyle w:val="18"/>
         <w:keepNext w:val="0"/>
         <w:keepLines w:val="0"/>
         <w:pageBreakBefore w:val="0"/>
@@ -2184,6 +2205,11 @@
         <w:snapToGrid/>
         <w:spacing w:after="60" w:line="240" w:lineRule="auto"/>
         <w:textAlignment w:val="auto"/>
+        <w:rPr>
+          <w:rFonts w:ascii="Calibri" w:hAnsi="Calibri" w:eastAsia="Calibri" w:cs="Calibri"/>
+          <w:sz w:val="21"/>
+          <w:szCs w:val="21"/>
+        </w:rPr>
       </w:pPr>
       <w:r>
         <w:rPr>
@@ -2247,7 +2273,7 @@
     </w:p>
     <w:p>
       <w:pPr>
-        <w:pStyle w:val="17"/>
+        <w:pStyle w:val="18"/>
         <w:keepNext w:val="0"/>
         <w:keepLines w:val="0"/>
         <w:pageBreakBefore w:val="0"/>
@@ -2269,31 +2295,183 @@
       </w:pPr>
       <w:r>
         <w:rPr>
-          <w:sz w:val="21"/>
-          <w:szCs w:val="21"/>
-        </w:rPr>
-        <w:t xml:space="preserve">B. Tian, Z. Wang, S. He, W. Ye, G. Sun, Y. Dai, Y. Wu, A. Li. </w:t>
-      </w:r>
-      <w:r>
-        <w:rPr>
-          <w:i/>
-          <w:iCs/>
-          <w:sz w:val="21"/>
-          <w:szCs w:val="21"/>
-        </w:rPr>
-        <w:t>Towards Counterfactual Fairness through Auxiliary Variables.</w:t>
-      </w:r>
-      <w:r>
-        <w:rPr>
-          <w:sz w:val="21"/>
-          <w:szCs w:val="21"/>
-        </w:rPr>
-        <w:t xml:space="preserve"> ICLR 2025.</w:t>
-      </w:r>
-    </w:p>
-    <w:p>
-      <w:pPr>
-        <w:pStyle w:val="17"/>
+          <w:rFonts w:hint="default" w:ascii="Calibri" w:hAnsi="Calibri" w:eastAsia="Calibri" w:cs="Calibri"/>
+          <w:sz w:val="21"/>
+          <w:szCs w:val="21"/>
+          <w:lang w:val="en-US" w:eastAsia="zh-CN"/>
+        </w:rPr>
+        <w:t>B</w:t>
+      </w:r>
+      <w:r>
+        <w:rPr>
+          <w:rFonts w:hint="eastAsia" w:ascii="Calibri" w:hAnsi="Calibri" w:eastAsia="Calibri" w:cs="Calibri"/>
+          <w:sz w:val="21"/>
+          <w:szCs w:val="21"/>
+          <w:lang w:val="en-US" w:eastAsia="zh-CN"/>
+        </w:rPr>
+        <w:t>.</w:t>
+      </w:r>
+      <w:r>
+        <w:rPr>
+          <w:rFonts w:hint="default" w:ascii="Calibri" w:hAnsi="Calibri" w:eastAsia="Calibri" w:cs="Calibri"/>
+          <w:sz w:val="21"/>
+          <w:szCs w:val="21"/>
+          <w:lang w:val="en-US" w:eastAsia="zh-CN"/>
+        </w:rPr>
+        <w:t xml:space="preserve"> Tian, Y</w:t>
+      </w:r>
+      <w:r>
+        <w:rPr>
+          <w:rFonts w:hint="eastAsia" w:ascii="Calibri" w:hAnsi="Calibri" w:eastAsia="Calibri" w:cs="Calibri"/>
+          <w:sz w:val="21"/>
+          <w:szCs w:val="21"/>
+          <w:lang w:val="en-US" w:eastAsia="zh-CN"/>
+        </w:rPr>
+        <w:t>.</w:t>
+      </w:r>
+      <w:r>
+        <w:rPr>
+          <w:rFonts w:hint="default" w:ascii="Calibri" w:hAnsi="Calibri" w:eastAsia="Calibri" w:cs="Calibri"/>
+          <w:sz w:val="21"/>
+          <w:szCs w:val="21"/>
+          <w:lang w:val="en-US" w:eastAsia="zh-CN"/>
+        </w:rPr>
+        <w:t xml:space="preserve"> He, Z</w:t>
+      </w:r>
+      <w:r>
+        <w:rPr>
+          <w:rFonts w:hint="eastAsia" w:ascii="Calibri" w:hAnsi="Calibri" w:eastAsia="Calibri" w:cs="Calibri"/>
+          <w:sz w:val="21"/>
+          <w:szCs w:val="21"/>
+          <w:lang w:val="en-US" w:eastAsia="zh-CN"/>
+        </w:rPr>
+        <w:t>.</w:t>
+      </w:r>
+      <w:r>
+        <w:rPr>
+          <w:rFonts w:hint="default" w:ascii="Calibri" w:hAnsi="Calibri" w:eastAsia="Calibri" w:cs="Calibri"/>
+          <w:sz w:val="21"/>
+          <w:szCs w:val="21"/>
+          <w:lang w:val="en-US" w:eastAsia="zh-CN"/>
+        </w:rPr>
+        <w:t xml:space="preserve"> Wang, M</w:t>
+      </w:r>
+      <w:r>
+        <w:rPr>
+          <w:rFonts w:hint="eastAsia" w:ascii="Calibri" w:hAnsi="Calibri" w:eastAsia="Calibri" w:cs="Calibri"/>
+          <w:sz w:val="21"/>
+          <w:szCs w:val="21"/>
+          <w:lang w:val="en-US" w:eastAsia="zh-CN"/>
+        </w:rPr>
+        <w:t>.</w:t>
+      </w:r>
+      <w:r>
+        <w:rPr>
+          <w:rFonts w:hint="default" w:ascii="Calibri" w:hAnsi="Calibri" w:eastAsia="Calibri" w:cs="Calibri"/>
+          <w:sz w:val="21"/>
+          <w:szCs w:val="21"/>
+          <w:lang w:val="en-US" w:eastAsia="zh-CN"/>
+        </w:rPr>
+        <w:t xml:space="preserve"> Liu, Y</w:t>
+      </w:r>
+      <w:r>
+        <w:rPr>
+          <w:rFonts w:hint="eastAsia" w:ascii="Calibri" w:hAnsi="Calibri" w:eastAsia="Calibri" w:cs="Calibri"/>
+          <w:sz w:val="21"/>
+          <w:szCs w:val="21"/>
+          <w:lang w:val="en-US" w:eastAsia="zh-CN"/>
+        </w:rPr>
+        <w:t>.</w:t>
+      </w:r>
+      <w:r>
+        <w:rPr>
+          <w:rFonts w:hint="default" w:ascii="Calibri" w:hAnsi="Calibri" w:eastAsia="Calibri" w:cs="Calibri"/>
+          <w:sz w:val="21"/>
+          <w:szCs w:val="21"/>
+          <w:lang w:val="en-US" w:eastAsia="zh-CN"/>
+        </w:rPr>
+        <w:t xml:space="preserve"> Wu, and A</w:t>
+      </w:r>
+      <w:r>
+        <w:rPr>
+          <w:rFonts w:hint="eastAsia" w:ascii="Calibri" w:hAnsi="Calibri" w:eastAsia="Calibri" w:cs="Calibri"/>
+          <w:sz w:val="21"/>
+          <w:szCs w:val="21"/>
+          <w:lang w:val="en-US" w:eastAsia="zh-CN"/>
+        </w:rPr>
+        <w:t>.</w:t>
+      </w:r>
+      <w:r>
+        <w:rPr>
+          <w:rFonts w:hint="default" w:ascii="Calibri" w:hAnsi="Calibri" w:eastAsia="Calibri" w:cs="Calibri"/>
+          <w:sz w:val="21"/>
+          <w:szCs w:val="21"/>
+          <w:lang w:val="en-US" w:eastAsia="zh-CN"/>
+        </w:rPr>
+        <w:t xml:space="preserve"> Li</w:t>
+      </w:r>
+      <w:r>
+        <w:rPr>
+          <w:rFonts w:hint="eastAsia" w:ascii="Calibri" w:hAnsi="Calibri" w:eastAsia="Calibri" w:cs="Calibri"/>
+          <w:sz w:val="21"/>
+          <w:szCs w:val="21"/>
+          <w:lang w:val="en-US" w:eastAsia="zh-CN"/>
+        </w:rPr>
+        <w:t xml:space="preserve">. </w:t>
+      </w:r>
+      <w:r>
+        <w:rPr>
+          <w:rFonts w:hint="default" w:ascii="Calibri" w:hAnsi="Calibri" w:eastAsia="Calibri" w:cs="Calibri"/>
+          <w:i/>
+          <w:iCs/>
+          <w:sz w:val="21"/>
+          <w:szCs w:val="21"/>
+          <w:lang w:val="en-US" w:eastAsia="zh-CN"/>
+        </w:rPr>
+        <w:t>SPARC: Scalable Path-Specific Counterfactual Fairness via Causal Conditional Independence</w:t>
+      </w:r>
+      <w:r>
+        <w:rPr>
+          <w:rFonts w:hint="eastAsia" w:ascii="Calibri" w:hAnsi="Calibri" w:eastAsia="Calibri" w:cs="Calibri"/>
+          <w:i/>
+          <w:iCs/>
+          <w:sz w:val="21"/>
+          <w:szCs w:val="21"/>
+          <w:lang w:val="en-US" w:eastAsia="zh-CN"/>
+        </w:rPr>
+        <w:t>.</w:t>
+      </w:r>
+      <w:r>
+        <w:rPr>
+          <w:rFonts w:hint="eastAsia" w:ascii="Calibri" w:hAnsi="Calibri" w:eastAsia="Calibri" w:cs="Calibri"/>
+          <w:sz w:val="21"/>
+          <w:szCs w:val="21"/>
+          <w:lang w:val="en-US" w:eastAsia="zh-CN"/>
+        </w:rPr>
+        <w:t xml:space="preserve"> </w:t>
+      </w:r>
+      <w:r>
+        <w:rPr>
+          <w:rFonts w:hint="default" w:ascii="Calibri" w:hAnsi="Calibri" w:eastAsia="Calibri" w:cs="Calibri"/>
+          <w:sz w:val="21"/>
+          <w:szCs w:val="21"/>
+          <w:lang w:val="en-US" w:eastAsia="zh-CN"/>
+        </w:rPr>
+        <w:t>In European Conference on Computer Vision, ECCV 2026</w:t>
+      </w:r>
+      <w:r>
+        <w:rPr>
+          <w:rFonts w:hint="eastAsia" w:ascii="Calibri" w:hAnsi="Calibri" w:eastAsia="Calibri" w:cs="Calibri"/>
+          <w:sz w:val="21"/>
+          <w:szCs w:val="21"/>
+          <w:lang w:val="en-US" w:eastAsia="zh-CN"/>
+        </w:rPr>
+        <w:t>.</w:t>
+      </w:r>
+    </w:p>
+    <w:p>
+      <w:pPr>
+        <w:pStyle w:val="18"/>
         <w:keepNext w:val="0"/>
         <w:keepLines w:val="0"/>
         <w:pageBreakBefore w:val="0"/>
@@ -2318,28 +2496,28 @@
           <w:sz w:val="21"/>
           <w:szCs w:val="21"/>
         </w:rPr>
-        <w:t xml:space="preserve">B. Tian, R. Du, Y. Shen. </w:t>
-      </w:r>
-      <w:r>
-        <w:rPr>
-          <w:i/>
-          <w:iCs/>
-          <w:sz w:val="21"/>
-          <w:szCs w:val="21"/>
-        </w:rPr>
-        <w:t>FairViT: Fair Vision Transformer via Adaptive Masking.</w:t>
-      </w:r>
-      <w:r>
-        <w:rPr>
-          <w:sz w:val="21"/>
-          <w:szCs w:val="21"/>
-        </w:rPr>
-        <w:t xml:space="preserve"> ECCV 2024.</w:t>
-      </w:r>
-    </w:p>
-    <w:p>
-      <w:pPr>
-        <w:pStyle w:val="17"/>
+        <w:t xml:space="preserve">B. Tian, Z. Wang, S. He, W. Ye, G. Sun, Y. Dai, Y. Wu, A. Li. </w:t>
+      </w:r>
+      <w:r>
+        <w:rPr>
+          <w:i/>
+          <w:iCs/>
+          <w:sz w:val="21"/>
+          <w:szCs w:val="21"/>
+        </w:rPr>
+        <w:t>Towards Counterfactual Fairness through Auxiliary Variables.</w:t>
+      </w:r>
+      <w:r>
+        <w:rPr>
+          <w:sz w:val="21"/>
+          <w:szCs w:val="21"/>
+        </w:rPr>
+        <w:t xml:space="preserve"> ICLR 2025.</w:t>
+      </w:r>
+    </w:p>
+    <w:p>
+      <w:pPr>
+        <w:pStyle w:val="18"/>
         <w:keepNext w:val="0"/>
         <w:keepLines w:val="0"/>
         <w:pageBreakBefore w:val="0"/>
@@ -2364,28 +2542,28 @@
           <w:sz w:val="21"/>
           <w:szCs w:val="21"/>
         </w:rPr>
-        <w:t xml:space="preserve">X. Gong*, B. Tian*, M. Xue, Y. Wu, Y. Chen, Q. Wang. </w:t>
-      </w:r>
-      <w:r>
-        <w:rPr>
-          <w:i/>
-          <w:iCs/>
-          <w:sz w:val="21"/>
-          <w:szCs w:val="21"/>
-        </w:rPr>
-        <w:t>An Effective and Resilient Backdoor Attack Framework against Deep Neural Networks and Vision Transformers.</w:t>
-      </w:r>
-      <w:r>
-        <w:rPr>
-          <w:sz w:val="21"/>
-          <w:szCs w:val="21"/>
-        </w:rPr>
-        <w:t xml:space="preserve"> IEEE TDSC 2025. </w:t>
-      </w:r>
-    </w:p>
-    <w:p>
-      <w:pPr>
-        <w:pStyle w:val="17"/>
+        <w:t xml:space="preserve">B. Tian, R. Du, Y. Shen. </w:t>
+      </w:r>
+      <w:r>
+        <w:rPr>
+          <w:i/>
+          <w:iCs/>
+          <w:sz w:val="21"/>
+          <w:szCs w:val="21"/>
+        </w:rPr>
+        <w:t>FairViT: Fair Vision Transformer via Adaptive Masking.</w:t>
+      </w:r>
+      <w:r>
+        <w:rPr>
+          <w:sz w:val="21"/>
+          <w:szCs w:val="21"/>
+        </w:rPr>
+        <w:t xml:space="preserve"> ECCV 2024.</w:t>
+      </w:r>
+    </w:p>
+    <w:p>
+      <w:pPr>
+        <w:pStyle w:val="18"/>
         <w:keepNext w:val="0"/>
         <w:keepLines w:val="0"/>
         <w:pageBreakBefore w:val="0"/>
@@ -2407,12 +2585,69 @@
       </w:pPr>
       <w:r>
         <w:rPr>
+          <w:sz w:val="21"/>
+          <w:szCs w:val="21"/>
+        </w:rPr>
+        <w:t xml:space="preserve">X. Gong*, B. Tian*, M. Xue, Y. Wu, Y. Chen, Q. Wang. </w:t>
+      </w:r>
+      <w:r>
+        <w:rPr>
+          <w:i/>
+          <w:iCs/>
+          <w:sz w:val="21"/>
+          <w:szCs w:val="21"/>
+        </w:rPr>
+        <w:t>An Effective and Resilient Backdoor Attack Framework against Deep Neural Networks and Vision Transformers.</w:t>
+      </w:r>
+      <w:r>
+        <w:rPr>
+          <w:sz w:val="21"/>
+          <w:szCs w:val="21"/>
+        </w:rPr>
+        <w:t xml:space="preserve"> IEEE TDSC 2025. </w:t>
+      </w:r>
+    </w:p>
+    <w:p>
+      <w:pPr>
+        <w:pStyle w:val="18"/>
+        <w:keepNext w:val="0"/>
+        <w:keepLines w:val="0"/>
+        <w:pageBreakBefore w:val="0"/>
+        <w:numPr>
+          <w:ilvl w:val="0"/>
+          <w:numId w:val="2"/>
+        </w:numPr>
+        <w:kinsoku/>
+        <w:wordWrap/>
+        <w:overflowPunct/>
+        <w:topLinePunct w:val="0"/>
+        <w:autoSpaceDE/>
+        <w:autoSpaceDN/>
+        <w:bidi w:val="0"/>
+        <w:adjustRightInd/>
+        <w:snapToGrid/>
+        <w:spacing w:after="60" w:line="240" w:lineRule="auto"/>
+        <w:textAlignment w:val="auto"/>
+      </w:pPr>
+      <w:r>
+        <w:rPr>
           <w:rFonts w:hint="eastAsia"/>
           <w:sz w:val="21"/>
           <w:szCs w:val="21"/>
           <w:lang w:val="en-US" w:eastAsia="zh-CN"/>
         </w:rPr>
-        <w:t>X. Gong, B. Tian,  M. Xue, S. Li, Y. Chen, Q. Wang.</w:t>
+        <w:t xml:space="preserve">X. Gong, B. Tian, </w:t>
+      </w:r>
+      <w:bookmarkStart w:id="0" w:name="_GoBack"/>
+      <w:bookmarkEnd w:id="0"/>
+      <w:r>
+        <w:rPr>
+          <w:rFonts w:hint="eastAsia"/>
+          <w:sz w:val="21"/>
+          <w:szCs w:val="21"/>
+          <w:lang w:val="en-US" w:eastAsia="zh-CN"/>
+        </w:rPr>
+        <w:t>M. Xue, S. Li, Y. Chen, Q. Wang.</w:t>
       </w:r>
       <w:r>
         <w:rPr>
@@ -2802,8 +3037,8 @@
     <w:lsdException w:unhideWhenUsed="0" w:uiPriority="0" w:semiHidden="0" w:name="annotation reference"/>
     <w:lsdException w:unhideWhenUsed="0" w:uiPriority="0" w:semiHidden="0" w:name="line number"/>
     <w:lsdException w:unhideWhenUsed="0" w:uiPriority="0" w:semiHidden="0" w:name="page number"/>
-    <w:lsdException w:uiPriority="99" w:semiHidden="0" w:name="endnote reference"/>
-    <w:lsdException w:uiPriority="99" w:name="endnote text"/>
+    <w:lsdException w:qFormat="1" w:uiPriority="99" w:semiHidden="0" w:name="endnote reference"/>
+    <w:lsdException w:qFormat="1" w:uiPriority="99" w:name="endnote text"/>
     <w:lsdException w:unhideWhenUsed="0" w:uiPriority="0" w:semiHidden="0" w:name="table of authorities"/>
     <w:lsdException w:unhideWhenUsed="0" w:uiPriority="0" w:semiHidden="0" w:name="macro"/>
     <w:lsdException w:unhideWhenUsed="0" w:uiPriority="0" w:semiHidden="0" w:name="toa heading"/>
@@ -2825,7 +3060,7 @@
     <w:lsdException w:qFormat="1" w:unhideWhenUsed="0" w:uiPriority="0" w:semiHidden="0" w:name="Title"/>
     <w:lsdException w:unhideWhenUsed="0" w:uiPriority="0" w:semiHidden="0" w:name="Closing"/>
     <w:lsdException w:unhideWhenUsed="0" w:uiPriority="0" w:semiHidden="0" w:name="Signature"/>
-    <w:lsdException w:unhideWhenUsed="0" w:uiPriority="0" w:name="Default Paragraph Font"/>
+    <w:lsdException w:qFormat="1" w:unhideWhenUsed="0" w:uiPriority="0" w:name="Default Paragraph Font"/>
     <w:lsdException w:unhideWhenUsed="0" w:uiPriority="0" w:semiHidden="0" w:name="Body Text"/>
     <w:lsdException w:unhideWhenUsed="0" w:uiPriority="0" w:semiHidden="0" w:name="Body Text Indent"/>
     <w:lsdException w:unhideWhenUsed="0" w:uiPriority="0" w:semiHidden="0" w:name="List Continue"/>
@@ -2845,8 +3080,8 @@
     <w:lsdException w:unhideWhenUsed="0" w:uiPriority="0" w:semiHidden="0" w:name="Body Text Indent 2"/>
     <w:lsdException w:unhideWhenUsed="0" w:uiPriority="0" w:semiHidden="0" w:name="Body Text Indent 3"/>
     <w:lsdException w:unhideWhenUsed="0" w:uiPriority="0" w:semiHidden="0" w:name="Block Text"/>
-    <w:lsdException w:uiPriority="99" w:semiHidden="0" w:name="Hyperlink"/>
-    <w:lsdException w:unhideWhenUsed="0" w:uiPriority="0" w:semiHidden="0" w:name="FollowedHyperlink"/>
+    <w:lsdException w:qFormat="1" w:uiPriority="99" w:semiHidden="0" w:name="Hyperlink"/>
+    <w:lsdException w:qFormat="1" w:unhideWhenUsed="0" w:uiPriority="0" w:semiHidden="0" w:name="FollowedHyperlink"/>
     <w:lsdException w:qFormat="1" w:unhideWhenUsed="0" w:uiPriority="0" w:semiHidden="0" w:name="Strong"/>
     <w:lsdException w:qFormat="1" w:unhideWhenUsed="0" w:uiPriority="0" w:semiHidden="0" w:name="Emphasis"/>
     <w:lsdException w:unhideWhenUsed="0" w:uiPriority="0" w:semiHidden="0" w:name="Document Map"/>
@@ -2863,7 +3098,7 @@
     <w:lsdException w:unhideWhenUsed="0" w:uiPriority="0" w:semiHidden="0" w:name="HTML Sample"/>
     <w:lsdException w:unhideWhenUsed="0" w:uiPriority="0" w:semiHidden="0" w:name="HTML Typewriter"/>
     <w:lsdException w:unhideWhenUsed="0" w:uiPriority="0" w:semiHidden="0" w:name="HTML Variable"/>
-    <w:lsdException w:unhideWhenUsed="0" w:uiPriority="0" w:name="Normal Table"/>
+    <w:lsdException w:qFormat="1" w:unhideWhenUsed="0" w:uiPriority="0" w:name="Normal Table"/>
     <w:lsdException w:unhideWhenUsed="0" w:uiPriority="0" w:semiHidden="0" w:name="annotation subject"/>
     <w:lsdException w:unhideWhenUsed="0" w:uiPriority="0" w:semiHidden="0" w:name="Table Simple 1"/>
     <w:lsdException w:unhideWhenUsed="0" w:uiPriority="0" w:semiHidden="0" w:name="Table Simple 2"/>
@@ -3101,11 +3336,13 @@
   <w:style w:type="character" w:default="1" w:styleId="12">
     <w:name w:val="Default Paragraph Font"/>
     <w:semiHidden/>
+    <w:qFormat/>
     <w:uiPriority w:val="0"/>
   </w:style>
   <w:style w:type="table" w:default="1" w:styleId="11">
     <w:name w:val="Normal Table"/>
     <w:semiHidden/>
+    <w:qFormat/>
     <w:uiPriority w:val="0"/>
     <w:tblPr>
       <w:tblCellMar>
@@ -3118,9 +3355,10 @@
   </w:style>
   <w:style w:type="paragraph" w:styleId="8">
     <w:name w:val="endnote text"/>
-    <w:link w:val="19"/>
+    <w:link w:val="20"/>
     <w:semiHidden/>
     <w:unhideWhenUsed/>
+    <w:qFormat/>
     <w:uiPriority w:val="99"/>
     <w:pPr>
       <w:spacing w:after="0" w:line="240" w:lineRule="auto"/>
@@ -3133,7 +3371,7 @@
   </w:style>
   <w:style w:type="paragraph" w:styleId="9">
     <w:name w:val="footnote text"/>
-    <w:link w:val="18"/>
+    <w:link w:val="19"/>
     <w:semiHidden/>
     <w:unhideWhenUsed/>
     <w:qFormat/>
@@ -3160,6 +3398,7 @@
   <w:style w:type="character" w:styleId="13">
     <w:name w:val="endnote reference"/>
     <w:unhideWhenUsed/>
+    <w:qFormat/>
     <w:uiPriority w:val="99"/>
     <w:rPr>
       <w:vertAlign w:val="superscript"/>
@@ -3168,6 +3407,7 @@
   <w:style w:type="character" w:styleId="14">
     <w:name w:val="FollowedHyperlink"/>
     <w:basedOn w:val="12"/>
+    <w:qFormat/>
     <w:uiPriority w:val="0"/>
     <w:rPr>
       <w:color w:val="800080"/>
@@ -3175,15 +3415,25 @@
     </w:rPr>
   </w:style>
   <w:style w:type="character" w:styleId="15">
+    <w:name w:val="Emphasis"/>
+    <w:basedOn w:val="12"/>
+    <w:qFormat/>
+    <w:uiPriority w:val="0"/>
+    <w:rPr>
+      <w:i/>
+    </w:rPr>
+  </w:style>
+  <w:style w:type="character" w:styleId="16">
     <w:name w:val="Hyperlink"/>
     <w:unhideWhenUsed/>
+    <w:qFormat/>
     <w:uiPriority w:val="99"/>
     <w:rPr>
       <w:color w:val="0563C1"/>
       <w:u w:val="single"/>
     </w:rPr>
   </w:style>
-  <w:style w:type="character" w:styleId="16">
+  <w:style w:type="character" w:styleId="17">
     <w:name w:val="footnote reference"/>
     <w:semiHidden/>
     <w:unhideWhenUsed/>
@@ -3193,7 +3443,7 @@
       <w:vertAlign w:val="superscript"/>
     </w:rPr>
   </w:style>
-  <w:style w:type="paragraph" w:styleId="17">
+  <w:style w:type="paragraph" w:styleId="18">
     <w:name w:val="List Paragraph"/>
     <w:qFormat/>
     <w:uiPriority w:val="0"/>
@@ -3203,7 +3453,7 @@
       <w:szCs w:val="21"/>
     </w:rPr>
   </w:style>
-  <w:style w:type="character" w:customStyle="1" w:styleId="18">
+  <w:style w:type="character" w:customStyle="1" w:styleId="19">
     <w:name w:val="Footnote Text Char"/>
     <w:link w:val="9"/>
     <w:semiHidden/>
@@ -3215,11 +3465,12 @@
       <w:szCs w:val="20"/>
     </w:rPr>
   </w:style>
-  <w:style w:type="character" w:customStyle="1" w:styleId="19">
+  <w:style w:type="character" w:customStyle="1" w:styleId="20">
     <w:name w:val="Endnote Text Char"/>
     <w:link w:val="8"/>
     <w:semiHidden/>
     <w:unhideWhenUsed/>
+    <w:qFormat/>
     <w:uiPriority w:val="99"/>
     <w:rPr>
       <w:sz w:val="20"/>

--- a/static/uploads/CV_Bowei_Tian.docx
+++ b/static/uploads/CV_Bowei_Tian.docx
@@ -1423,7 +1423,7 @@
           <w:sz w:val="22"/>
           <w:szCs w:val="22"/>
         </w:rPr>
-        <w:t>Fairness of Representations — UC Irvine</w:t>
+        <w:t xml:space="preserve">Fairness of Representations — </w:t>
       </w:r>
       <w:r>
         <w:rPr>
@@ -1434,7 +1434,7 @@
           <w:szCs w:val="22"/>
           <w:lang w:val="en-US" w:eastAsia="zh-CN"/>
         </w:rPr>
-        <w:t xml:space="preserve"> and UMD</w:t>
+        <w:t>University of Maryland, College Park</w:t>
       </w:r>
       <w:r>
         <w:rPr>
@@ -1747,11 +1747,23 @@
           <w:szCs w:val="21"/>
           <w:lang w:val="en-US" w:eastAsia="zh-CN"/>
         </w:rPr>
-        <w:t>An Effective and Resilient Backdoor Attack Framework against Deep Neural Networks and Vision Transformers.</w:t>
-      </w:r>
+        <w:t>An Effective</w:t>
+      </w:r>
+      <w:bookmarkStart w:id="0" w:name="_GoBack"/>
       <w:r>
         <w:rPr>
           <w:rFonts w:hint="eastAsia"/>
+          <w:i/>
+          <w:iCs/>
+          <w:sz w:val="21"/>
+          <w:szCs w:val="21"/>
+          <w:lang w:val="en-US" w:eastAsia="zh-CN"/>
+        </w:rPr>
+        <w:t xml:space="preserve"> and Resilient Backdoor Attack Framework against Deep Neural Networks and Vision Transformers.</w:t>
+      </w:r>
+      <w:r>
+        <w:rPr>
+          <w:rFonts w:hint="eastAsia"/>
           <w:sz w:val="21"/>
           <w:szCs w:val="21"/>
           <w:lang w:val="en-US" w:eastAsia="zh-CN"/>
@@ -1763,7 +1775,15 @@
           <w:sz w:val="21"/>
           <w:szCs w:val="21"/>
         </w:rPr>
-        <w:t>IEEE TDSC 2025.</w:t>
+        <w:t>IEEE TDSC 202</w:t>
+      </w:r>
+      <w:bookmarkEnd w:id="0"/>
+      <w:r>
+        <w:rPr>
+          <w:sz w:val="21"/>
+          <w:szCs w:val="21"/>
+        </w:rPr>
+        <w:t>5.</w:t>
       </w:r>
     </w:p>
     <w:p>
@@ -2636,18 +2656,7 @@
           <w:szCs w:val="21"/>
           <w:lang w:val="en-US" w:eastAsia="zh-CN"/>
         </w:rPr>
-        <w:t xml:space="preserve">X. Gong, B. Tian, </w:t>
-      </w:r>
-      <w:bookmarkStart w:id="0" w:name="_GoBack"/>
-      <w:bookmarkEnd w:id="0"/>
-      <w:r>
-        <w:rPr>
-          <w:rFonts w:hint="eastAsia"/>
-          <w:sz w:val="21"/>
-          <w:szCs w:val="21"/>
-          <w:lang w:val="en-US" w:eastAsia="zh-CN"/>
-        </w:rPr>
-        <w:t>M. Xue, S. Li, Y. Chen, Q. Wang.</w:t>
+        <w:t>X. Gong, B. Tian, M. Xue, S. Li, Y. Chen, Q. Wang.</w:t>
       </w:r>
       <w:r>
         <w:rPr>

--- a/static/uploads/CV_Bowei_Tian.docx
+++ b/static/uploads/CV_Bowei_Tian.docx
@@ -307,7 +307,41 @@
           <w:sz w:val="21"/>
           <w:szCs w:val="21"/>
         </w:rPr>
-        <w:t xml:space="preserve">I am attempting to build a theoretical framework of how machine intelligence represents and manipulates concepts — one that explains how raw inputs are organized into human-interpretable structure, and that uses this account to build agents whose problem-solving follows interpretable conceptual paths rather than opaque pattern-matching. The </w:t>
+        <w:t xml:space="preserve">I am </w:t>
+      </w:r>
+      <w:r>
+        <w:rPr>
+          <w:rFonts w:hint="eastAsia" w:eastAsia="SimSun"/>
+          <w:sz w:val="21"/>
+          <w:szCs w:val="21"/>
+          <w:lang w:val="en-US" w:eastAsia="zh-CN"/>
+        </w:rPr>
+        <w:t xml:space="preserve">trying </w:t>
+      </w:r>
+      <w:r>
+        <w:rPr>
+          <w:rFonts w:hint="default"/>
+          <w:sz w:val="21"/>
+          <w:szCs w:val="21"/>
+        </w:rPr>
+        <w:t xml:space="preserve">to build a </w:t>
+      </w:r>
+      <w:r>
+        <w:rPr>
+          <w:rFonts w:hint="eastAsia" w:eastAsia="SimSun"/>
+          <w:sz w:val="21"/>
+          <w:szCs w:val="21"/>
+          <w:lang w:val="en-US" w:eastAsia="zh-CN"/>
+        </w:rPr>
+        <w:t>theory</w:t>
+      </w:r>
+      <w:r>
+        <w:rPr>
+          <w:rFonts w:hint="default"/>
+          <w:sz w:val="21"/>
+          <w:szCs w:val="21"/>
+        </w:rPr>
+        <w:t xml:space="preserve"> of how machine intelligence represents and manipulates concepts — one that explains how raw inputs are organized into human-interpretable structure, and that uses this account to build agents whose problem-solving follows interpretable conceptual paths rather than opaque pattern-matching. The </w:t>
       </w:r>
       <w:r>
         <w:rPr>
@@ -1747,23 +1781,11 @@
           <w:szCs w:val="21"/>
           <w:lang w:val="en-US" w:eastAsia="zh-CN"/>
         </w:rPr>
-        <w:t>An Effective</w:t>
-      </w:r>
-      <w:bookmarkStart w:id="0" w:name="_GoBack"/>
+        <w:t>An Effective and Resilient Backdoor Attack Framework against Deep Neural Networks and Vision Transformers.</w:t>
+      </w:r>
       <w:r>
         <w:rPr>
           <w:rFonts w:hint="eastAsia"/>
-          <w:i/>
-          <w:iCs/>
-          <w:sz w:val="21"/>
-          <w:szCs w:val="21"/>
-          <w:lang w:val="en-US" w:eastAsia="zh-CN"/>
-        </w:rPr>
-        <w:t xml:space="preserve"> and Resilient Backdoor Attack Framework against Deep Neural Networks and Vision Transformers.</w:t>
-      </w:r>
-      <w:r>
-        <w:rPr>
-          <w:rFonts w:hint="eastAsia"/>
           <w:sz w:val="21"/>
           <w:szCs w:val="21"/>
           <w:lang w:val="en-US" w:eastAsia="zh-CN"/>
@@ -1775,15 +1797,7 @@
           <w:sz w:val="21"/>
           <w:szCs w:val="21"/>
         </w:rPr>
-        <w:t>IEEE TDSC 202</w:t>
-      </w:r>
-      <w:bookmarkEnd w:id="0"/>
-      <w:r>
-        <w:rPr>
-          <w:sz w:val="21"/>
-          <w:szCs w:val="21"/>
-        </w:rPr>
-        <w:t>5.</w:t>
+        <w:t>IEEE TDSC 2025.</w:t>
       </w:r>
     </w:p>
     <w:p>
@@ -2154,12 +2168,59 @@
         <w:snapToGrid/>
         <w:spacing w:after="60" w:line="240" w:lineRule="auto"/>
         <w:textAlignment w:val="auto"/>
-      </w:pPr>
-      <w:r>
-        <w:rPr>
-          <w:rFonts w:hint="default"/>
-        </w:rPr>
-        <w:t xml:space="preserve">B. Tian, Y. He, W. Ye, Z. Wang, M. Liu, A. Li. </w:t>
+        <w:rPr>
+          <w:rFonts w:hint="default"/>
+          <w:i/>
+          <w:iCs/>
+          <w:sz w:val="21"/>
+          <w:szCs w:val="21"/>
+        </w:rPr>
+      </w:pPr>
+      <w:r>
+        <w:rPr>
+          <w:rFonts w:hint="default"/>
+        </w:rPr>
+        <w:t>B. Tian, Y. He, W. Ye, Z. Wang, M. Liu, A. Li.</w:t>
+      </w:r>
+      <w:r>
+        <w:rPr>
+          <w:rFonts w:hint="default"/>
+          <w:i/>
+          <w:iCs/>
+          <w:sz w:val="21"/>
+          <w:szCs w:val="21"/>
+        </w:rPr>
+        <w:t xml:space="preserve"> </w:t>
+      </w:r>
+      <w:r>
+        <w:rPr>
+          <w:rFonts w:hint="default"/>
+          <w:i/>
+          <w:iCs/>
+          <w:sz w:val="21"/>
+          <w:szCs w:val="21"/>
+        </w:rPr>
+        <w:fldChar w:fldCharType="begin"/>
+      </w:r>
+      <w:r>
+        <w:rPr>
+          <w:rFonts w:hint="default"/>
+          <w:i/>
+          <w:iCs/>
+          <w:sz w:val="21"/>
+          <w:szCs w:val="21"/>
+        </w:rPr>
+        <w:instrText xml:space="preserve"> HYPERLINK "https://arxiv.org/abs/2510.03265" </w:instrText>
+      </w:r>
+      <w:r>
+        <w:rPr>
+          <w:rFonts w:hint="default"/>
+          <w:i/>
+          <w:iCs/>
+          <w:sz w:val="21"/>
+          <w:szCs w:val="21"/>
+        </w:rPr>
+        <w:fldChar w:fldCharType="separate"/>
       </w:r>
       <w:r>
         <w:rPr>
@@ -2184,6 +2245,9 @@
       </w:r>
       <w:r>
         <w:rPr>
+          <w:rFonts w:hint="default"/>
+          <w:i/>
+          <w:iCs/>
           <w:sz w:val="21"/>
           <w:szCs w:val="21"/>
         </w:rPr>
@@ -2191,17 +2255,34 @@
       </w:r>
       <w:r>
         <w:rPr>
-          <w:rFonts w:hint="eastAsia" w:eastAsia="SimSun"/>
+          <w:rFonts w:hint="eastAsia"/>
+          <w:i/>
+          <w:iCs/>
+          <w:sz w:val="21"/>
+          <w:szCs w:val="21"/>
           <w:lang w:val="en-US" w:eastAsia="zh-CN"/>
         </w:rPr>
         <w:t>2510.03265</w:t>
       </w:r>
       <w:r>
         <w:rPr>
+          <w:rFonts w:hint="default"/>
+          <w:i/>
+          <w:iCs/>
           <w:sz w:val="21"/>
           <w:szCs w:val="21"/>
         </w:rPr>
         <w:t>, 2025.</w:t>
+      </w:r>
+      <w:r>
+        <w:rPr>
+          <w:rFonts w:hint="default"/>
+          <w:i/>
+          <w:iCs/>
+          <w:sz w:val="21"/>
+          <w:szCs w:val="21"/>
+        </w:rPr>
+        <w:fldChar w:fldCharType="end"/>
       </w:r>
     </w:p>
     <w:p>
@@ -2255,40 +2336,84 @@
           <w:sz w:val="21"/>
           <w:szCs w:val="21"/>
         </w:rPr>
+        <w:fldChar w:fldCharType="begin"/>
+      </w:r>
+      <w:r>
+        <w:rPr>
+          <w:rFonts w:hint="default"/>
+          <w:i/>
+          <w:iCs/>
+          <w:sz w:val="21"/>
+          <w:szCs w:val="21"/>
+        </w:rPr>
+        <w:instrText xml:space="preserve"> HYPERLINK "https://arxiv.org/abs/2506.08543v3" </w:instrText>
+      </w:r>
+      <w:r>
+        <w:rPr>
+          <w:rFonts w:hint="default"/>
+          <w:i/>
+          <w:iCs/>
+          <w:sz w:val="21"/>
+          <w:szCs w:val="21"/>
+        </w:rPr>
+        <w:fldChar w:fldCharType="separate"/>
+      </w:r>
+      <w:r>
+        <w:rPr>
+          <w:rFonts w:hint="default"/>
+          <w:i/>
+          <w:iCs/>
+          <w:sz w:val="21"/>
+          <w:szCs w:val="21"/>
+        </w:rPr>
         <w:t>Spectral Principal Paths: A Spectral Perspective on Linear Representation Formation in LLMs</w:t>
       </w:r>
       <w:r>
         <w:rPr>
+          <w:rFonts w:hint="eastAsia"/>
+          <w:i/>
+          <w:iCs/>
+          <w:sz w:val="21"/>
+          <w:szCs w:val="21"/>
+          <w:lang w:val="en-US" w:eastAsia="zh-CN"/>
+        </w:rPr>
+        <w:t>.</w:t>
+      </w:r>
+      <w:r>
+        <w:rPr>
+          <w:rFonts w:hint="default"/>
+          <w:i/>
+          <w:iCs/>
+          <w:sz w:val="21"/>
+          <w:szCs w:val="21"/>
+        </w:rPr>
+        <w:t xml:space="preserve"> </w:t>
+      </w:r>
+      <w:r>
+        <w:rPr>
+          <w:rFonts w:hint="default"/>
+          <w:i/>
+          <w:iCs/>
+          <w:sz w:val="21"/>
+          <w:szCs w:val="21"/>
+        </w:rPr>
+        <w:fldChar w:fldCharType="end"/>
+      </w:r>
+      <w:r>
+        <w:rPr>
           <w:rFonts w:hint="eastAsia" w:eastAsia="SimSun"/>
-          <w:i/>
-          <w:iCs/>
-          <w:sz w:val="21"/>
-          <w:szCs w:val="21"/>
-          <w:lang w:val="en-US" w:eastAsia="zh-CN"/>
+          <w:sz w:val="21"/>
+          <w:szCs w:val="21"/>
+          <w:lang w:val="en-US" w:eastAsia="zh-CN"/>
+        </w:rPr>
+        <w:t>COLM 2026</w:t>
+      </w:r>
+      <w:r>
+        <w:rPr>
+          <w:sz w:val="21"/>
+          <w:szCs w:val="21"/>
         </w:rPr>
         <w:t>.</w:t>
-      </w:r>
-      <w:r>
-        <w:rPr>
-          <w:sz w:val="21"/>
-          <w:szCs w:val="21"/>
-        </w:rPr>
-        <w:t xml:space="preserve"> arXiv:</w:t>
-      </w:r>
-      <w:r>
-        <w:rPr>
-          <w:rFonts w:hint="default"/>
-          <w:sz w:val="21"/>
-          <w:szCs w:val="21"/>
-        </w:rPr>
-        <w:t>2506.08543v3</w:t>
-      </w:r>
-      <w:r>
-        <w:rPr>
-          <w:sz w:val="21"/>
-          <w:szCs w:val="21"/>
-        </w:rPr>
-        <w:t>, 2025.</w:t>
       </w:r>
     </w:p>
     <w:p>
@@ -2441,7 +2566,40 @@
       </w:r>
       <w:r>
         <w:rPr>
-          <w:rFonts w:hint="default" w:ascii="Calibri" w:hAnsi="Calibri" w:eastAsia="Calibri" w:cs="Calibri"/>
+          <w:rFonts w:hint="default"/>
+          <w:i/>
+          <w:iCs/>
+          <w:sz w:val="21"/>
+          <w:szCs w:val="21"/>
+          <w:lang w:val="en-US" w:eastAsia="zh-CN"/>
+        </w:rPr>
+        <w:fldChar w:fldCharType="begin"/>
+      </w:r>
+      <w:r>
+        <w:rPr>
+          <w:rFonts w:hint="default"/>
+          <w:i/>
+          <w:iCs/>
+          <w:sz w:val="21"/>
+          <w:szCs w:val="21"/>
+          <w:lang w:val="en-US" w:eastAsia="zh-CN"/>
+        </w:rPr>
+        <w:instrText xml:space="preserve"> HYPERLINK "https://arxiv.org/abs/2412.04739" </w:instrText>
+      </w:r>
+      <w:r>
+        <w:rPr>
+          <w:rFonts w:hint="default"/>
+          <w:i/>
+          <w:iCs/>
+          <w:sz w:val="21"/>
+          <w:szCs w:val="21"/>
+          <w:lang w:val="en-US" w:eastAsia="zh-CN"/>
+        </w:rPr>
+        <w:fldChar w:fldCharType="separate"/>
+      </w:r>
+      <w:r>
+        <w:rPr>
+          <w:rFonts w:hint="default"/>
           <w:i/>
           <w:iCs/>
           <w:sz w:val="21"/>
@@ -2452,7 +2610,7 @@
       </w:r>
       <w:r>
         <w:rPr>
-          <w:rFonts w:hint="eastAsia" w:ascii="Calibri" w:hAnsi="Calibri" w:eastAsia="Calibri" w:cs="Calibri"/>
+          <w:rFonts w:hint="eastAsia"/>
           <w:i/>
           <w:iCs/>
           <w:sz w:val="21"/>
@@ -2463,7 +2621,9 @@
       </w:r>
       <w:r>
         <w:rPr>
-          <w:rFonts w:hint="eastAsia" w:ascii="Calibri" w:hAnsi="Calibri" w:eastAsia="Calibri" w:cs="Calibri"/>
+          <w:rFonts w:hint="default"/>
+          <w:i/>
+          <w:iCs/>
           <w:sz w:val="21"/>
           <w:szCs w:val="21"/>
           <w:lang w:val="en-US" w:eastAsia="zh-CN"/>
@@ -2472,21 +2632,36 @@
       </w:r>
       <w:r>
         <w:rPr>
-          <w:rFonts w:hint="default" w:ascii="Calibri" w:hAnsi="Calibri" w:eastAsia="Calibri" w:cs="Calibri"/>
-          <w:sz w:val="21"/>
-          <w:szCs w:val="21"/>
-          <w:lang w:val="en-US" w:eastAsia="zh-CN"/>
-        </w:rPr>
-        <w:t>In European Conference on Computer Vision, ECCV 2026</w:t>
-      </w:r>
-      <w:r>
-        <w:rPr>
-          <w:rFonts w:hint="eastAsia" w:ascii="Calibri" w:hAnsi="Calibri" w:eastAsia="Calibri" w:cs="Calibri"/>
+          <w:rFonts w:hint="default"/>
+          <w:i w:val="0"/>
+          <w:iCs w:val="0"/>
+          <w:sz w:val="21"/>
+          <w:szCs w:val="21"/>
+          <w:lang w:val="en-US" w:eastAsia="zh-CN"/>
+        </w:rPr>
+        <w:t>ECCV 2026</w:t>
+      </w:r>
+      <w:r>
+        <w:rPr>
+          <w:rFonts w:hint="eastAsia"/>
+          <w:i w:val="0"/>
+          <w:iCs w:val="0"/>
           <w:sz w:val="21"/>
           <w:szCs w:val="21"/>
           <w:lang w:val="en-US" w:eastAsia="zh-CN"/>
         </w:rPr>
         <w:t>.</w:t>
+      </w:r>
+      <w:r>
+        <w:rPr>
+          <w:rFonts w:hint="default"/>
+          <w:i/>
+          <w:iCs/>
+          <w:sz w:val="21"/>
+          <w:szCs w:val="21"/>
+          <w:lang w:val="en-US" w:eastAsia="zh-CN"/>
+        </w:rPr>
+        <w:fldChar w:fldCharType="end"/>
       </w:r>
     </w:p>
     <w:p>
@@ -2520,19 +2695,69 @@
       </w:r>
       <w:r>
         <w:rPr>
-          <w:i/>
-          <w:iCs/>
-          <w:sz w:val="21"/>
-          <w:szCs w:val="21"/>
+          <w:rFonts w:hint="default"/>
+          <w:i/>
+          <w:iCs/>
+          <w:sz w:val="21"/>
+          <w:szCs w:val="21"/>
+          <w:lang w:val="en-US" w:eastAsia="zh-CN"/>
+        </w:rPr>
+        <w:fldChar w:fldCharType="begin"/>
+      </w:r>
+      <w:r>
+        <w:rPr>
+          <w:rFonts w:hint="default"/>
+          <w:i/>
+          <w:iCs/>
+          <w:sz w:val="21"/>
+          <w:szCs w:val="21"/>
+          <w:lang w:val="en-US" w:eastAsia="zh-CN"/>
+        </w:rPr>
+        <w:instrText xml:space="preserve"> HYPERLINK "https://arxiv.org/abs/2412.04767" </w:instrText>
+      </w:r>
+      <w:r>
+        <w:rPr>
+          <w:rFonts w:hint="default"/>
+          <w:i/>
+          <w:iCs/>
+          <w:sz w:val="21"/>
+          <w:szCs w:val="21"/>
+          <w:lang w:val="en-US" w:eastAsia="zh-CN"/>
+        </w:rPr>
+        <w:fldChar w:fldCharType="separate"/>
+      </w:r>
+      <w:r>
+        <w:rPr>
+          <w:rFonts w:hint="default"/>
+          <w:i/>
+          <w:iCs/>
+          <w:sz w:val="21"/>
+          <w:szCs w:val="21"/>
+          <w:lang w:val="en-US" w:eastAsia="zh-CN"/>
         </w:rPr>
         <w:t>Towards Counterfactual Fairness through Auxiliary Variables.</w:t>
       </w:r>
       <w:r>
         <w:rPr>
-          <w:sz w:val="21"/>
-          <w:szCs w:val="21"/>
+          <w:rFonts w:hint="default"/>
+          <w:i w:val="0"/>
+          <w:iCs w:val="0"/>
+          <w:sz w:val="21"/>
+          <w:szCs w:val="21"/>
+          <w:lang w:val="en-US" w:eastAsia="zh-CN"/>
         </w:rPr>
         <w:t xml:space="preserve"> ICLR 2025.</w:t>
+      </w:r>
+      <w:r>
+        <w:rPr>
+          <w:rFonts w:hint="default"/>
+          <w:i/>
+          <w:iCs/>
+          <w:sz w:val="21"/>
+          <w:szCs w:val="21"/>
+          <w:lang w:val="en-US" w:eastAsia="zh-CN"/>
+        </w:rPr>
+        <w:fldChar w:fldCharType="end"/>
       </w:r>
     </w:p>
     <w:p>
@@ -2566,19 +2791,69 @@
       </w:r>
       <w:r>
         <w:rPr>
-          <w:i/>
-          <w:iCs/>
-          <w:sz w:val="21"/>
-          <w:szCs w:val="21"/>
+          <w:rFonts w:hint="default"/>
+          <w:i/>
+          <w:iCs/>
+          <w:sz w:val="21"/>
+          <w:szCs w:val="21"/>
+          <w:lang w:val="en-US" w:eastAsia="zh-CN"/>
+        </w:rPr>
+        <w:fldChar w:fldCharType="begin"/>
+      </w:r>
+      <w:r>
+        <w:rPr>
+          <w:rFonts w:hint="default"/>
+          <w:i/>
+          <w:iCs/>
+          <w:sz w:val="21"/>
+          <w:szCs w:val="21"/>
+          <w:lang w:val="en-US" w:eastAsia="zh-CN"/>
+        </w:rPr>
+        <w:instrText xml:space="preserve"> HYPERLINK "https://arxiv.org/abs/2407.14799" </w:instrText>
+      </w:r>
+      <w:r>
+        <w:rPr>
+          <w:rFonts w:hint="default"/>
+          <w:i/>
+          <w:iCs/>
+          <w:sz w:val="21"/>
+          <w:szCs w:val="21"/>
+          <w:lang w:val="en-US" w:eastAsia="zh-CN"/>
+        </w:rPr>
+        <w:fldChar w:fldCharType="separate"/>
+      </w:r>
+      <w:r>
+        <w:rPr>
+          <w:rFonts w:hint="default"/>
+          <w:i/>
+          <w:iCs/>
+          <w:sz w:val="21"/>
+          <w:szCs w:val="21"/>
+          <w:lang w:val="en-US" w:eastAsia="zh-CN"/>
         </w:rPr>
         <w:t>FairViT: Fair Vision Transformer via Adaptive Masking.</w:t>
       </w:r>
       <w:r>
         <w:rPr>
-          <w:sz w:val="21"/>
-          <w:szCs w:val="21"/>
+          <w:rFonts w:hint="default"/>
+          <w:i w:val="0"/>
+          <w:iCs w:val="0"/>
+          <w:sz w:val="21"/>
+          <w:szCs w:val="21"/>
+          <w:lang w:val="en-US" w:eastAsia="zh-CN"/>
         </w:rPr>
         <w:t xml:space="preserve"> ECCV 2024.</w:t>
+      </w:r>
+      <w:r>
+        <w:rPr>
+          <w:rFonts w:hint="default"/>
+          <w:i/>
+          <w:iCs/>
+          <w:sz w:val="21"/>
+          <w:szCs w:val="21"/>
+          <w:lang w:val="en-US" w:eastAsia="zh-CN"/>
+        </w:rPr>
+        <w:fldChar w:fldCharType="end"/>
       </w:r>
     </w:p>
     <w:p>
@@ -2617,14 +2892,56 @@
           <w:sz w:val="21"/>
           <w:szCs w:val="21"/>
         </w:rPr>
+        <w:fldChar w:fldCharType="begin"/>
+      </w:r>
+      <w:r>
+        <w:rPr>
+          <w:i/>
+          <w:iCs/>
+          <w:sz w:val="21"/>
+          <w:szCs w:val="21"/>
+        </w:rPr>
+        <w:instrText xml:space="preserve"> HYPERLINK "https://ieeexplore.ieee.org/document/10916946" </w:instrText>
+      </w:r>
+      <w:r>
+        <w:rPr>
+          <w:i/>
+          <w:iCs/>
+          <w:sz w:val="21"/>
+          <w:szCs w:val="21"/>
+        </w:rPr>
+        <w:fldChar w:fldCharType="separate"/>
+      </w:r>
+      <w:r>
+        <w:rPr>
+          <w:rFonts w:hint="default"/>
+          <w:i/>
+          <w:iCs/>
+          <w:sz w:val="21"/>
+          <w:szCs w:val="21"/>
+          <w:lang w:val="en-US" w:eastAsia="zh-CN"/>
+        </w:rPr>
         <w:t>An Effective and Resilient Backdoor Attack Framework against Deep Neural Networks and Vision Transformers.</w:t>
       </w:r>
       <w:r>
         <w:rPr>
-          <w:sz w:val="21"/>
-          <w:szCs w:val="21"/>
+          <w:rFonts w:hint="default"/>
+          <w:i w:val="0"/>
+          <w:iCs w:val="0"/>
+          <w:sz w:val="21"/>
+          <w:szCs w:val="21"/>
+          <w:lang w:val="en-US" w:eastAsia="zh-CN"/>
         </w:rPr>
         <w:t xml:space="preserve"> IEEE TDSC 2025. </w:t>
+      </w:r>
+      <w:r>
+        <w:rPr>
+          <w:i/>
+          <w:iCs/>
+          <w:sz w:val="21"/>
+          <w:szCs w:val="21"/>
+        </w:rPr>
+        <w:fldChar w:fldCharType="end"/>
       </w:r>
     </w:p>
     <w:p>
@@ -2689,7 +3006,7 @@
           <w:szCs w:val="21"/>
           <w:lang w:val="en-US" w:eastAsia="zh-CN"/>
         </w:rPr>
-        <w:instrText xml:space="preserve"> HYPERLINK "https://bowei.netlify.app/publication/conference2/" </w:instrText>
+        <w:instrText xml:space="preserve"> HYPERLINK "https://ieeexplore.ieee.org/document/11154976" </w:instrText>
       </w:r>
       <w:r>
         <w:rPr>
@@ -2704,7 +3021,7 @@
       </w:r>
       <w:r>
         <w:rPr>
-          <w:rFonts w:hint="default"/>
+          <w:rFonts w:hint="eastAsia"/>
           <w:i/>
           <w:iCs/>
           <w:sz w:val="21"/>
@@ -2722,37 +3039,43 @@
           <w:szCs w:val="21"/>
           <w:lang w:val="en-US" w:eastAsia="zh-CN"/>
         </w:rPr>
+        <w:t>.</w:t>
+      </w:r>
+      <w:r>
+        <w:rPr>
+          <w:rFonts w:hint="eastAsia"/>
+          <w:i/>
+          <w:iCs/>
+          <w:sz w:val="21"/>
+          <w:szCs w:val="21"/>
+          <w:lang w:val="en-US" w:eastAsia="zh-CN"/>
+        </w:rPr>
+        <w:t xml:space="preserve"> </w:t>
+      </w:r>
+      <w:r>
+        <w:rPr>
+          <w:rFonts w:hint="default"/>
+          <w:i/>
+          <w:iCs/>
+          <w:sz w:val="21"/>
+          <w:szCs w:val="21"/>
+          <w:lang w:val="en-US" w:eastAsia="zh-CN"/>
+        </w:rPr>
+        <w:t>IEEE TDSC 2025.</w:t>
+      </w:r>
+      <w:r>
+        <w:rPr>
+          <w:rFonts w:hint="eastAsia"/>
+          <w:i/>
+          <w:iCs/>
+          <w:sz w:val="21"/>
+          <w:szCs w:val="21"/>
+          <w:lang w:val="en-US" w:eastAsia="zh-CN"/>
+        </w:rPr>
         <w:fldChar w:fldCharType="end"/>
       </w:r>
-      <w:r>
-        <w:rPr>
-          <w:rFonts w:hint="default"/>
-          <w:i/>
-          <w:iCs/>
-          <w:sz w:val="21"/>
-          <w:szCs w:val="21"/>
-          <w:lang w:val="en-US" w:eastAsia="zh-CN"/>
-        </w:rPr>
-        <w:t>.</w:t>
-      </w:r>
-      <w:r>
-        <w:rPr>
-          <w:rFonts w:hint="eastAsia"/>
-          <w:i/>
-          <w:iCs/>
-          <w:sz w:val="21"/>
-          <w:szCs w:val="21"/>
-          <w:lang w:val="en-US" w:eastAsia="zh-CN"/>
-        </w:rPr>
-        <w:t xml:space="preserve"> </w:t>
-      </w:r>
-      <w:r>
-        <w:rPr>
-          <w:sz w:val="21"/>
-          <w:szCs w:val="21"/>
-        </w:rPr>
-        <w:t>IEEE TDSC 2025.</w:t>
-      </w:r>
+      <w:bookmarkStart w:id="0" w:name="_GoBack"/>
+      <w:bookmarkEnd w:id="0"/>
     </w:p>
     <w:p>
       <w:pPr>
